--- a/data/human_paras/human_para_127.docx
+++ b/data/human_paras/human_para_127.docx
@@ -4,9 +4,7 @@
   <w:body>
     <w:p>
       <w:r>
-        <w:t>3</w:t>
-        <w:tab/>
-        <w:t>As described above, when the dog approaches the child or sits next to the child, he starts crying or trying to escape away.  In this situation, people around him are unable to increase his confidence as he does not listen to anyone.</w:t>
+        <w:t>The behavior of the child reflects the classical conditioning theory in which two main elements need to be focused on. This theory refers to the involuntary behavior of human beings (Ref-s026888). The theory suggests that neutral behavior is a connection between two stimuli, namely, unconditioned stimulus and an unconditioned response. The unconditioned stimulus causes the person to give an unconditioned response.</w:t>
       </w:r>
     </w:p>
     <w:sectPr>
